--- a/public/Kolurejo's_CV.docx
+++ b/public/Kolurejo's_CV.docx
@@ -110,25 +110,7 @@
             <w:sz w:val="24"/>
             <w:szCs w:val="24"/>
           </w:rPr>
-          <w:t>Port</w:t>
-        </w:r>
-        <w:r>
-          <w:rPr>
-            <w:rStyle w:val="Hyperlink"/>
-            <w:rFonts w:ascii="Times New Roman" w:eastAsia="Times New Roman" w:hAnsi="Times New Roman" w:cs="Times New Roman"/>
-            <w:sz w:val="24"/>
-            <w:szCs w:val="24"/>
-          </w:rPr>
-          <w:t>f</w:t>
-        </w:r>
-        <w:r>
-          <w:rPr>
-            <w:rStyle w:val="Hyperlink"/>
-            <w:rFonts w:ascii="Times New Roman" w:eastAsia="Times New Roman" w:hAnsi="Times New Roman" w:cs="Times New Roman"/>
-            <w:sz w:val="24"/>
-            <w:szCs w:val="24"/>
-          </w:rPr>
-          <w:t>olio</w:t>
+          <w:t>Portfolio</w:t>
         </w:r>
       </w:hyperlink>
       <w:r>
@@ -148,7 +130,6 @@
         <w:t xml:space="preserve">| </w:t>
       </w:r>
       <w:hyperlink r:id="rId7" w:history="1">
-        <w:proofErr w:type="spellStart"/>
         <w:r>
           <w:rPr>
             <w:rStyle w:val="Hyperlink"/>
@@ -158,7 +139,6 @@
           </w:rPr>
           <w:t>Linkedin</w:t>
         </w:r>
-        <w:proofErr w:type="spellEnd"/>
       </w:hyperlink>
       <w:r>
         <w:rPr>
@@ -169,7 +149,6 @@
         <w:t xml:space="preserve"> | </w:t>
       </w:r>
       <w:hyperlink r:id="rId8" w:history="1">
-        <w:proofErr w:type="spellStart"/>
         <w:r>
           <w:rPr>
             <w:rStyle w:val="Hyperlink"/>
@@ -179,7 +158,6 @@
           </w:rPr>
           <w:t>Github</w:t>
         </w:r>
-        <w:proofErr w:type="spellEnd"/>
       </w:hyperlink>
       <w:r>
         <w:rPr>
@@ -257,33 +235,15 @@
           <w:sz w:val="24"/>
           <w:szCs w:val="24"/>
         </w:rPr>
-        <w:t xml:space="preserve">js, </w:t>
-      </w:r>
-      <w:proofErr w:type="spellStart"/>
-      <w:r>
-        <w:rPr>
-          <w:rFonts w:ascii="Times New Roman" w:eastAsia="Times New Roman" w:hAnsi="Times New Roman" w:cs="Times New Roman"/>
-          <w:sz w:val="24"/>
-          <w:szCs w:val="24"/>
-        </w:rPr>
-        <w:t>TypeS</w:t>
-      </w:r>
-      <w:r>
-        <w:rPr>
-          <w:rFonts w:ascii="Times New Roman" w:eastAsia="Times New Roman" w:hAnsi="Times New Roman" w:cs="Times New Roman"/>
-          <w:sz w:val="24"/>
-          <w:szCs w:val="24"/>
-        </w:rPr>
-        <w:t>cript</w:t>
-      </w:r>
-      <w:proofErr w:type="spellEnd"/>
-      <w:r>
-        <w:rPr>
-          <w:rFonts w:ascii="Times New Roman" w:eastAsia="Times New Roman" w:hAnsi="Times New Roman" w:cs="Times New Roman"/>
-          <w:sz w:val="24"/>
-          <w:szCs w:val="24"/>
-        </w:rPr>
-        <w:t xml:space="preserve"> and Tailwind CSS. Passionate about creating accessible, scalable and high-performance digital experience</w:t>
+        <w:t>js, TypeS</w:t>
+      </w:r>
+      <w:r>
+        <w:rPr>
+          <w:rFonts w:ascii="Times New Roman" w:eastAsia="Times New Roman" w:hAnsi="Times New Roman" w:cs="Times New Roman"/>
+          <w:sz w:val="24"/>
+          <w:szCs w:val="24"/>
+        </w:rPr>
+        <w:t>cript and Tailwind CSS. Passionate about creating accessible, scalable and high-performance digital experience</w:t>
       </w:r>
       <w:r>
         <w:rPr>
@@ -311,7 +271,6 @@
           <w:szCs w:val="24"/>
         </w:rPr>
       </w:pPr>
-      <w:bookmarkStart w:id="0" w:name="_GoBack"/>
       <w:r>
         <w:rPr>
           <w:rFonts w:ascii="Times New Roman" w:eastAsia="Times New Roman" w:hAnsi="Times New Roman" w:cs="Times New Roman"/>
@@ -322,7 +281,6 @@
           <v:rect id="_x0000_i1026" style="width:0;height:1.5pt" o:hralign="center" o:hrstd="t" o:hr="t" fillcolor="#a0a0a0" stroked="f"/>
         </w:pict>
       </w:r>
-      <w:bookmarkEnd w:id="0"/>
     </w:p>
     <w:p>
       <w:pPr>
@@ -389,18 +347,8 @@
           <w:sz w:val="24"/>
           <w:szCs w:val="24"/>
         </w:rPr>
-        <w:t xml:space="preserve"> HTML, CSS, JavaScript, </w:t>
-      </w:r>
-      <w:proofErr w:type="spellStart"/>
-      <w:r>
-        <w:rPr>
-          <w:rFonts w:ascii="Times New Roman" w:hAnsi="Times New Roman" w:cs="Times New Roman"/>
-          <w:sz w:val="24"/>
-          <w:szCs w:val="24"/>
-        </w:rPr>
-        <w:t>TypeScript</w:t>
-      </w:r>
-      <w:proofErr w:type="spellEnd"/>
+        <w:t xml:space="preserve"> HTML, CSS, JavaScript, TypeScript</w:t>
+      </w:r>
       <w:r>
         <w:rPr>
           <w:rFonts w:ascii="Times New Roman" w:hAnsi="Times New Roman" w:cs="Times New Roman"/>
@@ -451,72 +399,8 @@
           <w:sz w:val="24"/>
           <w:szCs w:val="24"/>
         </w:rPr>
-        <w:t xml:space="preserve"> </w:t>
-      </w:r>
-      <w:proofErr w:type="spellStart"/>
-      <w:r>
-        <w:rPr>
-          <w:rFonts w:ascii="Times New Roman" w:hAnsi="Times New Roman" w:cs="Times New Roman"/>
-          <w:sz w:val="24"/>
-          <w:szCs w:val="24"/>
-        </w:rPr>
-        <w:t>Git</w:t>
-      </w:r>
-      <w:proofErr w:type="spellEnd"/>
-      <w:r>
-        <w:rPr>
-          <w:rFonts w:ascii="Times New Roman" w:hAnsi="Times New Roman" w:cs="Times New Roman"/>
-          <w:sz w:val="24"/>
-          <w:szCs w:val="24"/>
-        </w:rPr>
-        <w:t xml:space="preserve">, </w:t>
-      </w:r>
-      <w:proofErr w:type="spellStart"/>
-      <w:r>
-        <w:rPr>
-          <w:rFonts w:ascii="Times New Roman" w:hAnsi="Times New Roman" w:cs="Times New Roman"/>
-          <w:sz w:val="24"/>
-          <w:szCs w:val="24"/>
-        </w:rPr>
-        <w:t>GitHub</w:t>
-      </w:r>
-      <w:proofErr w:type="spellEnd"/>
-      <w:r>
-        <w:rPr>
-          <w:rFonts w:ascii="Times New Roman" w:hAnsi="Times New Roman" w:cs="Times New Roman"/>
-          <w:sz w:val="24"/>
-          <w:szCs w:val="24"/>
-        </w:rPr>
-        <w:t xml:space="preserve">, </w:t>
-      </w:r>
-      <w:proofErr w:type="spellStart"/>
-      <w:r>
-        <w:rPr>
-          <w:rFonts w:ascii="Times New Roman" w:hAnsi="Times New Roman" w:cs="Times New Roman"/>
-          <w:sz w:val="24"/>
-          <w:szCs w:val="24"/>
-        </w:rPr>
-        <w:t>Netlify</w:t>
-      </w:r>
-      <w:proofErr w:type="spellEnd"/>
-      <w:r>
-        <w:rPr>
-          <w:rFonts w:ascii="Times New Roman" w:hAnsi="Times New Roman" w:cs="Times New Roman"/>
-          <w:sz w:val="24"/>
-          <w:szCs w:val="24"/>
-        </w:rPr>
-        <w:t xml:space="preserve">, </w:t>
-      </w:r>
-      <w:proofErr w:type="spellStart"/>
-      <w:r>
-        <w:rPr>
-          <w:rFonts w:ascii="Times New Roman" w:hAnsi="Times New Roman" w:cs="Times New Roman"/>
-          <w:sz w:val="24"/>
-          <w:szCs w:val="24"/>
-        </w:rPr>
-        <w:t>Vercel</w:t>
-      </w:r>
-      <w:proofErr w:type="spellEnd"/>
+        <w:t xml:space="preserve"> Git, GitHub, Netlify, Vercel</w:t>
+      </w:r>
       <w:r>
         <w:rPr>
           <w:rFonts w:ascii="Times New Roman" w:hAnsi="Times New Roman" w:cs="Times New Roman"/>
@@ -611,16 +495,8 @@
         <w:rPr>
           <w:rStyle w:val="Strong"/>
         </w:rPr>
-        <w:t xml:space="preserve">University of Medical Sciences, </w:t>
-      </w:r>
-      <w:proofErr w:type="spellStart"/>
-      <w:r>
-        <w:rPr>
-          <w:rStyle w:val="Strong"/>
-        </w:rPr>
-        <w:t>Ondo</w:t>
-      </w:r>
-      <w:proofErr w:type="spellEnd"/>
+        <w:t>University of Medical Sciences, Ondo</w:t>
+      </w:r>
       <w:r>
         <w:br/>
         <w:t>B.Sc. Human Anatomy — 2023</w:t>
@@ -634,16 +510,8 @@
         <w:rPr>
           <w:rStyle w:val="Strong"/>
         </w:rPr>
-        <w:t xml:space="preserve">Heritage International College, </w:t>
-      </w:r>
-      <w:proofErr w:type="spellStart"/>
-      <w:r>
-        <w:rPr>
-          <w:rStyle w:val="Strong"/>
-        </w:rPr>
-        <w:t>Akure</w:t>
-      </w:r>
-      <w:proofErr w:type="spellEnd"/>
+        <w:t>Heritage International College, Akure</w:t>
+      </w:r>
       <w:r>
         <w:br/>
         <w:t>SSCE — 2015</w:t>
@@ -653,28 +521,12 @@
       <w:pPr>
         <w:pStyle w:val="NormalWeb"/>
       </w:pPr>
-      <w:proofErr w:type="spellStart"/>
       <w:r>
         <w:rPr>
           <w:rStyle w:val="Strong"/>
         </w:rPr>
-        <w:t>Le’cole</w:t>
-      </w:r>
-      <w:proofErr w:type="spellEnd"/>
-      <w:r>
-        <w:rPr>
-          <w:rStyle w:val="Strong"/>
-        </w:rPr>
-        <w:t xml:space="preserve"> Nursery and Primary School, </w:t>
-      </w:r>
-      <w:proofErr w:type="spellStart"/>
-      <w:r>
-        <w:rPr>
-          <w:rStyle w:val="Strong"/>
-        </w:rPr>
-        <w:t>Akure</w:t>
-      </w:r>
-      <w:proofErr w:type="spellEnd"/>
+        <w:t>Le’cole Nursery and Primary School, Akure</w:t>
+      </w:r>
       <w:r>
         <w:br/>
         <w:t>FSLC — 2008</w:t>
@@ -727,29 +579,19 @@
       <w:pPr>
         <w:spacing w:after="0" w:line="240" w:lineRule="auto"/>
         <w:rPr>
-          <w:rFonts w:ascii="Times New Roman" w:eastAsia="Times New Roman" w:hAnsi="Times New Roman" w:cs="Times New Roman"/>
-          <w:sz w:val="24"/>
-          <w:szCs w:val="24"/>
-        </w:rPr>
-      </w:pPr>
-      <w:r>
-        <w:rPr>
-          <w:rFonts w:ascii="Times New Roman" w:hAnsi="Times New Roman" w:cs="Times New Roman"/>
-          <w:sz w:val="24"/>
-          <w:szCs w:val="24"/>
-        </w:rPr>
-        <w:t>• Certificate of National Service — National Youth Service Corps (NYSC</w:t>
-      </w:r>
-      <w:proofErr w:type="gramStart"/>
-      <w:r>
-        <w:rPr>
-          <w:rFonts w:ascii="Times New Roman" w:hAnsi="Times New Roman" w:cs="Times New Roman"/>
-          <w:sz w:val="24"/>
-          <w:szCs w:val="24"/>
-        </w:rPr>
-        <w:t>)</w:t>
-      </w:r>
-      <w:proofErr w:type="gramEnd"/>
+          <w:rFonts w:ascii="Times New Roman" w:hAnsi="Times New Roman" w:cs="Times New Roman"/>
+          <w:sz w:val="24"/>
+          <w:szCs w:val="24"/>
+        </w:rPr>
+      </w:pPr>
+      <w:r>
+        <w:rPr>
+          <w:rFonts w:ascii="Times New Roman" w:hAnsi="Times New Roman" w:cs="Times New Roman"/>
+          <w:sz w:val="24"/>
+          <w:szCs w:val="24"/>
+        </w:rPr>
+        <w:t>• Certificate of National Service — National Youth Service Corps (NYSC)</w:t>
+      </w:r>
       <w:r>
         <w:rPr>
           <w:rFonts w:ascii="Times New Roman" w:hAnsi="Times New Roman" w:cs="Times New Roman"/>
@@ -757,26 +599,30 @@
           <w:szCs w:val="24"/>
         </w:rPr>
         <w:br/>
-        <w:t xml:space="preserve">• Diploma in Frontend Engineering — </w:t>
-      </w:r>
-      <w:proofErr w:type="spellStart"/>
-      <w:r>
-        <w:rPr>
-          <w:rFonts w:ascii="Times New Roman" w:hAnsi="Times New Roman" w:cs="Times New Roman"/>
-          <w:sz w:val="24"/>
-          <w:szCs w:val="24"/>
-        </w:rPr>
-        <w:t>AltSchool</w:t>
-      </w:r>
-      <w:proofErr w:type="spellEnd"/>
-      <w:r>
-        <w:rPr>
-          <w:rFonts w:ascii="Times New Roman" w:hAnsi="Times New Roman" w:cs="Times New Roman"/>
-          <w:sz w:val="24"/>
-          <w:szCs w:val="24"/>
-        </w:rPr>
-        <w:t xml:space="preserve"> Africa</w:t>
-      </w:r>
+        <w:t>• Diploma in Frontend Engineering — AltSchool Africa</w:t>
+      </w:r>
+    </w:p>
+    <w:p>
+      <w:pPr>
+        <w:spacing w:after="0" w:line="240" w:lineRule="auto"/>
+        <w:rPr>
+          <w:rFonts w:ascii="Times New Roman" w:hAnsi="Times New Roman" w:cs="Times New Roman"/>
+          <w:sz w:val="24"/>
+          <w:szCs w:val="24"/>
+        </w:rPr>
+      </w:pPr>
+    </w:p>
+    <w:p>
+      <w:pPr>
+        <w:spacing w:after="0" w:line="240" w:lineRule="auto"/>
+        <w:rPr>
+          <w:rFonts w:ascii="Times New Roman" w:eastAsia="Times New Roman" w:hAnsi="Times New Roman" w:cs="Times New Roman"/>
+          <w:sz w:val="24"/>
+          <w:szCs w:val="24"/>
+        </w:rPr>
+      </w:pPr>
+      <w:bookmarkStart w:id="0" w:name="_GoBack"/>
+      <w:bookmarkEnd w:id="0"/>
       <w:r>
         <w:rPr>
           <w:rFonts w:ascii="Times New Roman" w:eastAsia="Times New Roman" w:hAnsi="Times New Roman" w:cs="Times New Roman"/>
@@ -839,21 +685,7 @@
         <w:rPr>
           <w:rStyle w:val="Strong"/>
         </w:rPr>
-        <w:t xml:space="preserve">Next.js, React, </w:t>
-      </w:r>
-      <w:proofErr w:type="spellStart"/>
-      <w:r>
-        <w:rPr>
-          <w:rStyle w:val="Strong"/>
-        </w:rPr>
-        <w:t>TypeScript</w:t>
-      </w:r>
-      <w:proofErr w:type="spellEnd"/>
-      <w:r>
-        <w:rPr>
-          <w:rStyle w:val="Strong"/>
-        </w:rPr>
-        <w:t>, and Tailwind CSS</w:t>
+        <w:t>Next.js, React, TypeScript, and Tailwind CSS</w:t>
       </w:r>
       <w:r>
         <w:br/>
@@ -867,28 +699,12 @@
         <w:br/>
         <w:t xml:space="preserve">• Deployed and maintained projects using </w:t>
       </w:r>
-      <w:proofErr w:type="spellStart"/>
       <w:r>
         <w:rPr>
           <w:rStyle w:val="Strong"/>
         </w:rPr>
-        <w:t>Netlify</w:t>
-      </w:r>
-      <w:proofErr w:type="spellEnd"/>
-      <w:r>
-        <w:rPr>
-          <w:rStyle w:val="Strong"/>
-        </w:rPr>
-        <w:t xml:space="preserve"> and </w:t>
-      </w:r>
-      <w:proofErr w:type="spellStart"/>
-      <w:r>
-        <w:rPr>
-          <w:rStyle w:val="Strong"/>
-        </w:rPr>
-        <w:t>Vercel</w:t>
-      </w:r>
-      <w:proofErr w:type="spellEnd"/>
+        <w:t>Netlify and Vercel</w:t>
+      </w:r>
     </w:p>
     <w:p>
       <w:pPr>
@@ -929,10 +745,45 @@
           <w:sz w:val="24"/>
           <w:szCs w:val="24"/>
         </w:rPr>
-        <w:t xml:space="preserve"> </w:t>
-      </w:r>
-      <w:proofErr w:type="spellStart"/>
-      <w:r>
+        <w:t xml:space="preserve"> Oneforma</w:t>
+      </w:r>
+    </w:p>
+    <w:p>
+      <w:pPr>
+        <w:pStyle w:val="NormalWeb"/>
+      </w:pPr>
+      <w:r>
+        <w:t>Remote | 2023 – Present</w:t>
+      </w:r>
+    </w:p>
+    <w:p>
+      <w:pPr>
+        <w:pStyle w:val="NormalWeb"/>
+      </w:pPr>
+      <w:r>
+        <w:t xml:space="preserve">• Contributed to training </w:t>
+      </w:r>
+      <w:r>
+        <w:rPr>
+          <w:rStyle w:val="Strong"/>
+        </w:rPr>
+        <w:t>Large Language Models (LLMs)</w:t>
+      </w:r>
+      <w:r>
+        <w:t xml:space="preserve"> through structured data annotation</w:t>
+      </w:r>
+      <w:r>
+        <w:br/>
+        <w:t>• Evaluated AI responses to improve reasoning, accuracy, and language fluency</w:t>
+      </w:r>
+      <w:r>
+        <w:br/>
+        <w:t>• Maintained high-quality datasets through detailed review and consistency</w:t>
+      </w:r>
+    </w:p>
+    <w:p>
+      <w:pPr>
+        <w:spacing w:before="100" w:beforeAutospacing="1" w:after="100" w:afterAutospacing="1" w:line="240" w:lineRule="auto"/>
         <w:rPr>
           <w:rFonts w:ascii="Times New Roman" w:eastAsia="Times New Roman" w:hAnsi="Times New Roman" w:cs="Times New Roman"/>
           <w:b/>
@@ -940,46 +791,8 @@
           <w:sz w:val="24"/>
           <w:szCs w:val="24"/>
         </w:rPr>
-        <w:t>Oneforma</w:t>
-      </w:r>
-      <w:proofErr w:type="spellEnd"/>
-    </w:p>
-    <w:p>
-      <w:pPr>
-        <w:pStyle w:val="NormalWeb"/>
-      </w:pPr>
-      <w:r>
-        <w:t>Remote | 2023 – Present</w:t>
-      </w:r>
-    </w:p>
-    <w:p>
-      <w:pPr>
-        <w:pStyle w:val="NormalWeb"/>
-      </w:pPr>
-      <w:r>
-        <w:t xml:space="preserve">• Contributed to training </w:t>
-      </w:r>
-      <w:r>
-        <w:rPr>
-          <w:rStyle w:val="Strong"/>
-        </w:rPr>
-        <w:t>Large Language Models (LLMs)</w:t>
-      </w:r>
-      <w:r>
-        <w:t xml:space="preserve"> through structured data annotation</w:t>
-      </w:r>
-      <w:r>
-        <w:br/>
-        <w:t>• Evaluated AI responses to improve reasoning, accuracy, and language fluency</w:t>
-      </w:r>
-      <w:r>
-        <w:br/>
-        <w:t>• Maintained high-quality datasets through detailed review and consistency</w:t>
-      </w:r>
-    </w:p>
-    <w:p>
-      <w:pPr>
-        <w:spacing w:before="100" w:beforeAutospacing="1" w:after="100" w:afterAutospacing="1" w:line="240" w:lineRule="auto"/>
+      </w:pPr>
+      <w:r>
         <w:rPr>
           <w:rFonts w:ascii="Times New Roman" w:eastAsia="Times New Roman" w:hAnsi="Times New Roman" w:cs="Times New Roman"/>
           <w:b/>
@@ -987,7 +800,8 @@
           <w:sz w:val="24"/>
           <w:szCs w:val="24"/>
         </w:rPr>
-      </w:pPr>
+        <w:t>Administrative Assistant</w:t>
+      </w:r>
       <w:r>
         <w:rPr>
           <w:rFonts w:ascii="Times New Roman" w:eastAsia="Times New Roman" w:hAnsi="Times New Roman" w:cs="Times New Roman"/>
@@ -996,7 +810,7 @@
           <w:sz w:val="24"/>
           <w:szCs w:val="24"/>
         </w:rPr>
-        <w:t>Administrative Assistant</w:t>
+        <w:t xml:space="preserve"> -</w:t>
       </w:r>
       <w:r>
         <w:rPr>
@@ -1006,61 +820,7 @@
           <w:sz w:val="24"/>
           <w:szCs w:val="24"/>
         </w:rPr>
-        <w:t xml:space="preserve"> -</w:t>
-      </w:r>
-      <w:r>
-        <w:rPr>
-          <w:rFonts w:ascii="Times New Roman" w:eastAsia="Times New Roman" w:hAnsi="Times New Roman" w:cs="Times New Roman"/>
-          <w:b/>
-          <w:bCs/>
-          <w:sz w:val="24"/>
-          <w:szCs w:val="24"/>
-        </w:rPr>
-        <w:t xml:space="preserve"> </w:t>
-      </w:r>
-      <w:proofErr w:type="spellStart"/>
-      <w:r>
-        <w:rPr>
-          <w:rFonts w:ascii="Times New Roman" w:eastAsia="Times New Roman" w:hAnsi="Times New Roman" w:cs="Times New Roman"/>
-          <w:b/>
-          <w:bCs/>
-          <w:sz w:val="24"/>
-          <w:szCs w:val="24"/>
-        </w:rPr>
-        <w:t>Olabisi</w:t>
-      </w:r>
-      <w:proofErr w:type="spellEnd"/>
-      <w:r>
-        <w:rPr>
-          <w:rFonts w:ascii="Times New Roman" w:eastAsia="Times New Roman" w:hAnsi="Times New Roman" w:cs="Times New Roman"/>
-          <w:b/>
-          <w:bCs/>
-          <w:sz w:val="24"/>
-          <w:szCs w:val="24"/>
-        </w:rPr>
-        <w:t xml:space="preserve"> </w:t>
-      </w:r>
-      <w:proofErr w:type="spellStart"/>
-      <w:r>
-        <w:rPr>
-          <w:rFonts w:ascii="Times New Roman" w:eastAsia="Times New Roman" w:hAnsi="Times New Roman" w:cs="Times New Roman"/>
-          <w:b/>
-          <w:bCs/>
-          <w:sz w:val="24"/>
-          <w:szCs w:val="24"/>
-        </w:rPr>
-        <w:t>Onabanjo</w:t>
-      </w:r>
-      <w:proofErr w:type="spellEnd"/>
-      <w:r>
-        <w:rPr>
-          <w:rFonts w:ascii="Times New Roman" w:eastAsia="Times New Roman" w:hAnsi="Times New Roman" w:cs="Times New Roman"/>
-          <w:b/>
-          <w:bCs/>
-          <w:sz w:val="24"/>
-          <w:szCs w:val="24"/>
-        </w:rPr>
-        <w:t xml:space="preserve"> University (OOU)</w:t>
+        <w:t xml:space="preserve"> Olabisi Onabanjo University (OOU)</w:t>
       </w:r>
       <w:r>
         <w:rPr>
@@ -1191,39 +951,8 @@
           <w:sz w:val="24"/>
           <w:szCs w:val="24"/>
         </w:rPr>
-        <w:t xml:space="preserve">Next.js, React, Tailwind CSS, </w:t>
-      </w:r>
-      <w:proofErr w:type="spellStart"/>
-      <w:r>
-        <w:rPr>
-          <w:rStyle w:val="Strong"/>
-          <w:rFonts w:ascii="Times New Roman" w:hAnsi="Times New Roman" w:cs="Times New Roman"/>
-          <w:sz w:val="24"/>
-          <w:szCs w:val="24"/>
-        </w:rPr>
-        <w:t>Prisma</w:t>
-      </w:r>
-      <w:proofErr w:type="spellEnd"/>
-      <w:r>
-        <w:rPr>
-          <w:rStyle w:val="Strong"/>
-          <w:rFonts w:ascii="Times New Roman" w:hAnsi="Times New Roman" w:cs="Times New Roman"/>
-          <w:sz w:val="24"/>
-          <w:szCs w:val="24"/>
-        </w:rPr>
-        <w:t xml:space="preserve">, and </w:t>
-      </w:r>
-      <w:proofErr w:type="spellStart"/>
-      <w:r>
-        <w:rPr>
-          <w:rStyle w:val="Strong"/>
-          <w:rFonts w:ascii="Times New Roman" w:hAnsi="Times New Roman" w:cs="Times New Roman"/>
-          <w:sz w:val="24"/>
-          <w:szCs w:val="24"/>
-        </w:rPr>
-        <w:t>Supabase</w:t>
-      </w:r>
-      <w:proofErr w:type="spellEnd"/>
+        <w:t>Next.js, React, Tailwind CSS, Prisma, and Supabase</w:t>
+      </w:r>
       <w:r>
         <w:rPr>
           <w:rFonts w:ascii="Times New Roman" w:hAnsi="Times New Roman" w:cs="Times New Roman"/>
@@ -1241,7 +970,6 @@
         </w:rPr>
         <w:t xml:space="preserve">Developed secure user registration with validation, image upload, and payment via </w:t>
       </w:r>
-      <w:proofErr w:type="spellStart"/>
       <w:r>
         <w:rPr>
           <w:rStyle w:val="Strong"/>
@@ -1251,7 +979,6 @@
         </w:rPr>
         <w:t>Flutterwave</w:t>
       </w:r>
-      <w:proofErr w:type="spellEnd"/>
       <w:r>
         <w:rPr>
           <w:rFonts w:ascii="Times New Roman" w:hAnsi="Times New Roman" w:cs="Times New Roman"/>
@@ -1280,7 +1007,6 @@
           <w:szCs w:val="24"/>
         </w:rPr>
       </w:pPr>
-      <w:proofErr w:type="spellStart"/>
       <w:r>
         <w:rPr>
           <w:rFonts w:ascii="Times New Roman" w:eastAsia="Times New Roman" w:hAnsi="Times New Roman" w:cs="Times New Roman"/>
@@ -1289,9 +1015,8 @@
           <w:sz w:val="24"/>
           <w:szCs w:val="24"/>
         </w:rPr>
-        <w:t>TheRoots</w:t>
-      </w:r>
-      <w:proofErr w:type="spellEnd"/>
+        <w:t xml:space="preserve">TheRoots – African Language Learning </w:t>
+      </w:r>
       <w:r>
         <w:rPr>
           <w:rFonts w:ascii="Times New Roman" w:eastAsia="Times New Roman" w:hAnsi="Times New Roman" w:cs="Times New Roman"/>
@@ -1300,8 +1025,105 @@
           <w:sz w:val="24"/>
           <w:szCs w:val="24"/>
         </w:rPr>
-        <w:t xml:space="preserve"> – African Language Learning </w:t>
-      </w:r>
+        <w:t>App</w:t>
+      </w:r>
+    </w:p>
+    <w:p>
+      <w:pPr>
+        <w:spacing w:before="100" w:beforeAutospacing="1" w:after="100" w:afterAutospacing="1" w:line="240" w:lineRule="auto"/>
+        <w:rPr>
+          <w:rFonts w:ascii="Times New Roman" w:eastAsia="Times New Roman" w:hAnsi="Times New Roman" w:cs="Times New Roman"/>
+          <w:sz w:val="24"/>
+          <w:szCs w:val="24"/>
+        </w:rPr>
+      </w:pPr>
+      <w:r>
+        <w:rPr>
+          <w:rFonts w:ascii="Times New Roman" w:hAnsi="Times New Roman" w:cs="Times New Roman"/>
+          <w:sz w:val="24"/>
+          <w:szCs w:val="24"/>
+        </w:rPr>
+        <w:t xml:space="preserve">• </w:t>
+      </w:r>
+      <w:r>
+        <w:rPr>
+          <w:rFonts w:ascii="Times New Roman" w:hAnsi="Times New Roman" w:cs="Times New Roman"/>
+          <w:sz w:val="24"/>
+          <w:szCs w:val="24"/>
+        </w:rPr>
+        <w:t xml:space="preserve">Developed a learning platform with </w:t>
+      </w:r>
+      <w:r>
+        <w:rPr>
+          <w:rStyle w:val="Strong"/>
+          <w:rFonts w:ascii="Times New Roman" w:hAnsi="Times New Roman" w:cs="Times New Roman"/>
+          <w:sz w:val="24"/>
+          <w:szCs w:val="24"/>
+        </w:rPr>
+        <w:t>React, JavaScript, and Tailwind CSS</w:t>
+      </w:r>
+      <w:r>
+        <w:rPr>
+          <w:rFonts w:ascii="Times New Roman" w:hAnsi="Times New Roman" w:cs="Times New Roman"/>
+          <w:sz w:val="24"/>
+          <w:szCs w:val="24"/>
+        </w:rPr>
+        <w:br/>
+        <w:t xml:space="preserve">• </w:t>
+      </w:r>
+      <w:r>
+        <w:rPr>
+          <w:rFonts w:ascii="Times New Roman" w:hAnsi="Times New Roman" w:cs="Times New Roman"/>
+          <w:sz w:val="24"/>
+          <w:szCs w:val="24"/>
+        </w:rPr>
+        <w:t>Implemented authentication, lesson modules, and progress tracking</w:t>
+      </w:r>
+      <w:r>
+        <w:rPr>
+          <w:rFonts w:ascii="Times New Roman" w:hAnsi="Times New Roman" w:cs="Times New Roman"/>
+          <w:sz w:val="24"/>
+          <w:szCs w:val="24"/>
+        </w:rPr>
+        <w:br/>
+        <w:t xml:space="preserve">• </w:t>
+      </w:r>
+      <w:r>
+        <w:rPr>
+          <w:rFonts w:ascii="Times New Roman" w:hAnsi="Times New Roman" w:cs="Times New Roman"/>
+          <w:sz w:val="24"/>
+          <w:szCs w:val="24"/>
+        </w:rPr>
+        <w:t>Integrated APIs with backend developers for secure data handling</w:t>
+      </w:r>
+      <w:r>
+        <w:rPr>
+          <w:rFonts w:ascii="Times New Roman" w:hAnsi="Times New Roman" w:cs="Times New Roman"/>
+          <w:sz w:val="24"/>
+          <w:szCs w:val="24"/>
+        </w:rPr>
+        <w:br/>
+        <w:t xml:space="preserve">• </w:t>
+      </w:r>
+      <w:r>
+        <w:rPr>
+          <w:rFonts w:ascii="Times New Roman" w:hAnsi="Times New Roman" w:cs="Times New Roman"/>
+          <w:sz w:val="24"/>
+          <w:szCs w:val="24"/>
+        </w:rPr>
+        <w:t>Ensured responsive UI and performance optimization</w:t>
+      </w:r>
+    </w:p>
+    <w:p>
+      <w:pPr>
+        <w:spacing w:before="100" w:beforeAutospacing="1" w:after="100" w:afterAutospacing="1" w:line="240" w:lineRule="auto"/>
+        <w:rPr>
+          <w:rFonts w:ascii="Times New Roman" w:eastAsia="Times New Roman" w:hAnsi="Times New Roman" w:cs="Times New Roman"/>
+          <w:b/>
+          <w:sz w:val="24"/>
+          <w:szCs w:val="24"/>
+        </w:rPr>
+      </w:pPr>
       <w:r>
         <w:rPr>
           <w:rFonts w:ascii="Times New Roman" w:eastAsia="Times New Roman" w:hAnsi="Times New Roman" w:cs="Times New Roman"/>
@@ -1310,7 +1132,7 @@
           <w:sz w:val="24"/>
           <w:szCs w:val="24"/>
         </w:rPr>
-        <w:t>App</w:t>
+        <w:t>E-Commerce Product Page</w:t>
       </w:r>
     </w:p>
     <w:p>
@@ -1328,15 +1150,7 @@
           <w:sz w:val="24"/>
           <w:szCs w:val="24"/>
         </w:rPr>
-        <w:t xml:space="preserve">• </w:t>
-      </w:r>
-      <w:r>
-        <w:rPr>
-          <w:rFonts w:ascii="Times New Roman" w:hAnsi="Times New Roman" w:cs="Times New Roman"/>
-          <w:sz w:val="24"/>
-          <w:szCs w:val="24"/>
-        </w:rPr>
-        <w:t xml:space="preserve">Developed a learning platform with </w:t>
+        <w:t xml:space="preserve">• Built a responsive product page with </w:t>
       </w:r>
       <w:r>
         <w:rPr>
@@ -1345,7 +1159,7 @@
           <w:sz w:val="24"/>
           <w:szCs w:val="24"/>
         </w:rPr>
-        <w:t>React, JavaScript, and Tailwind CSS</w:t>
+        <w:t>React, TypeScript, Vite, and Tailwind CSS</w:t>
       </w:r>
       <w:r>
         <w:rPr>
@@ -1354,164 +1168,7 @@
           <w:szCs w:val="24"/>
         </w:rPr>
         <w:br/>
-        <w:t xml:space="preserve">• </w:t>
-      </w:r>
-      <w:r>
-        <w:rPr>
-          <w:rFonts w:ascii="Times New Roman" w:hAnsi="Times New Roman" w:cs="Times New Roman"/>
-          <w:sz w:val="24"/>
-          <w:szCs w:val="24"/>
-        </w:rPr>
-        <w:t>Implemented authentication, lesson modules, and progress tracking</w:t>
-      </w:r>
-      <w:r>
-        <w:rPr>
-          <w:rFonts w:ascii="Times New Roman" w:hAnsi="Times New Roman" w:cs="Times New Roman"/>
-          <w:sz w:val="24"/>
-          <w:szCs w:val="24"/>
-        </w:rPr>
-        <w:br/>
-        <w:t xml:space="preserve">• </w:t>
-      </w:r>
-      <w:r>
-        <w:rPr>
-          <w:rFonts w:ascii="Times New Roman" w:hAnsi="Times New Roman" w:cs="Times New Roman"/>
-          <w:sz w:val="24"/>
-          <w:szCs w:val="24"/>
-        </w:rPr>
-        <w:t>Integrated APIs with backend developers for secure data handling</w:t>
-      </w:r>
-      <w:r>
-        <w:rPr>
-          <w:rFonts w:ascii="Times New Roman" w:hAnsi="Times New Roman" w:cs="Times New Roman"/>
-          <w:sz w:val="24"/>
-          <w:szCs w:val="24"/>
-        </w:rPr>
-        <w:br/>
-        <w:t xml:space="preserve">• </w:t>
-      </w:r>
-      <w:r>
-        <w:rPr>
-          <w:rFonts w:ascii="Times New Roman" w:hAnsi="Times New Roman" w:cs="Times New Roman"/>
-          <w:sz w:val="24"/>
-          <w:szCs w:val="24"/>
-        </w:rPr>
-        <w:t>Ensured responsive UI and performance optimization</w:t>
-      </w:r>
-    </w:p>
-    <w:p>
-      <w:pPr>
-        <w:spacing w:before="100" w:beforeAutospacing="1" w:after="100" w:afterAutospacing="1" w:line="240" w:lineRule="auto"/>
-        <w:rPr>
-          <w:rFonts w:ascii="Times New Roman" w:eastAsia="Times New Roman" w:hAnsi="Times New Roman" w:cs="Times New Roman"/>
-          <w:b/>
-          <w:sz w:val="24"/>
-          <w:szCs w:val="24"/>
-        </w:rPr>
-      </w:pPr>
-      <w:r>
-        <w:rPr>
-          <w:rFonts w:ascii="Times New Roman" w:eastAsia="Times New Roman" w:hAnsi="Times New Roman" w:cs="Times New Roman"/>
-          <w:b/>
-          <w:bCs/>
-          <w:sz w:val="24"/>
-          <w:szCs w:val="24"/>
-        </w:rPr>
-        <w:t>E-Commerce Product Page</w:t>
-      </w:r>
-    </w:p>
-    <w:p>
-      <w:pPr>
-        <w:spacing w:before="100" w:beforeAutospacing="1" w:after="100" w:afterAutospacing="1" w:line="240" w:lineRule="auto"/>
-        <w:rPr>
-          <w:rFonts w:ascii="Times New Roman" w:eastAsia="Times New Roman" w:hAnsi="Times New Roman" w:cs="Times New Roman"/>
-          <w:sz w:val="24"/>
-          <w:szCs w:val="24"/>
-        </w:rPr>
-      </w:pPr>
-      <w:r>
-        <w:rPr>
-          <w:rFonts w:ascii="Times New Roman" w:hAnsi="Times New Roman" w:cs="Times New Roman"/>
-          <w:sz w:val="24"/>
-          <w:szCs w:val="24"/>
-        </w:rPr>
-        <w:t xml:space="preserve">• Built a responsive product page with </w:t>
-      </w:r>
-      <w:r>
-        <w:rPr>
-          <w:rStyle w:val="Strong"/>
-          <w:rFonts w:ascii="Times New Roman" w:hAnsi="Times New Roman" w:cs="Times New Roman"/>
-          <w:sz w:val="24"/>
-          <w:szCs w:val="24"/>
-        </w:rPr>
-        <w:t xml:space="preserve">React, </w:t>
-      </w:r>
-      <w:proofErr w:type="spellStart"/>
-      <w:r>
-        <w:rPr>
-          <w:rStyle w:val="Strong"/>
-          <w:rFonts w:ascii="Times New Roman" w:hAnsi="Times New Roman" w:cs="Times New Roman"/>
-          <w:sz w:val="24"/>
-          <w:szCs w:val="24"/>
-        </w:rPr>
-        <w:t>TypeScript</w:t>
-      </w:r>
-      <w:proofErr w:type="spellEnd"/>
-      <w:r>
-        <w:rPr>
-          <w:rStyle w:val="Strong"/>
-          <w:rFonts w:ascii="Times New Roman" w:hAnsi="Times New Roman" w:cs="Times New Roman"/>
-          <w:sz w:val="24"/>
-          <w:szCs w:val="24"/>
-        </w:rPr>
-        <w:t xml:space="preserve">, </w:t>
-      </w:r>
-      <w:proofErr w:type="spellStart"/>
-      <w:r>
-        <w:rPr>
-          <w:rStyle w:val="Strong"/>
-          <w:rFonts w:ascii="Times New Roman" w:hAnsi="Times New Roman" w:cs="Times New Roman"/>
-          <w:sz w:val="24"/>
-          <w:szCs w:val="24"/>
-        </w:rPr>
-        <w:t>Vite</w:t>
-      </w:r>
-      <w:proofErr w:type="spellEnd"/>
-      <w:r>
-        <w:rPr>
-          <w:rStyle w:val="Strong"/>
-          <w:rFonts w:ascii="Times New Roman" w:hAnsi="Times New Roman" w:cs="Times New Roman"/>
-          <w:sz w:val="24"/>
-          <w:szCs w:val="24"/>
-        </w:rPr>
-        <w:t>, and Tailwind CSS</w:t>
-      </w:r>
-      <w:r>
-        <w:rPr>
-          <w:rFonts w:ascii="Times New Roman" w:hAnsi="Times New Roman" w:cs="Times New Roman"/>
-          <w:sz w:val="24"/>
-          <w:szCs w:val="24"/>
-        </w:rPr>
-        <w:br/>
-        <w:t xml:space="preserve">• Implemented product gallery, </w:t>
-      </w:r>
-      <w:proofErr w:type="spellStart"/>
-      <w:r>
-        <w:rPr>
-          <w:rFonts w:ascii="Times New Roman" w:hAnsi="Times New Roman" w:cs="Times New Roman"/>
-          <w:sz w:val="24"/>
-          <w:szCs w:val="24"/>
-        </w:rPr>
-        <w:t>lightbox</w:t>
-      </w:r>
-      <w:proofErr w:type="spellEnd"/>
-      <w:r>
-        <w:rPr>
-          <w:rFonts w:ascii="Times New Roman" w:hAnsi="Times New Roman" w:cs="Times New Roman"/>
-          <w:sz w:val="24"/>
-          <w:szCs w:val="24"/>
-        </w:rPr>
-        <w:t xml:space="preserve"> preview, and shopping cart functionality</w:t>
+        <w:t>• Implemented product gallery, lightbox preview, and shopping cart functionality</w:t>
       </w:r>
       <w:r>
         <w:rPr>
